--- a/negotiation-final-project/למידה_אישית_רואן.docx
+++ b/negotiation-final-project/למידה_אישית_רואן.docx
@@ -116,7 +116,7 @@
           <w:i w:val="0"/>
           <w:noProof/>
         </w:rPr>
-        <w:t xml:space="preserve"> בשאלון TKI שמילאתי בתחילת הקורס קיבלתי את הציון הגבוה ביותר בסגנון הפשרני, ובמקום השני בסגנון התחרותי. בהתחלה ראיתי בזה תיאור של מי שאני. אחרי הראיונות הבנתי שזה תיאור של הרגל. שלושת המנהלים שראיינו עוברים בין סגנונות לפי הצד שמולם: קשוחים מול ספק, פורמליים מול הרשות, רכים וסבלניים מול הורים. הבנתי שהשאלה אינה איזה סגנון יש לי, אלא האם אני בוחרת אותו לפי המצב או נגררת אליו מתוך הרגל. מודל העניין הכפול, שלמדנו בקורס, נתן לזה שפה: הבחירה בסגנון תלויה במשקל שאני נותנת לתוצאה שלי ולתוצאה של הצד השני (Rahim, 1983, כפי שמצוטט אצל הוכמן, 2026). גם הממצא שהוצג בשיעור, שיש פער בין הסגנון שאנשים מצהירים עליו לבין מה שהם עושים בפועל (Miller, 2014, כפי שמצוטט אצל הוכמן, 2026), תיאר אותי בדיוק: אני רואה את עצמי כפשרנית, אבל בלחץ אני הופכת לתחרותית.</w:t>
+        <w:t xml:space="preserve"> בשאלון TKI שמילאתי בתחילת הקורס קיבלתי את הציון הגבוה ביותר בסגנון הפשרני, ובמקום השני בסגנון התחרותי. בהתחלה ראיתי בזה תיאור של מי שאני. אחרי הראיונות הבנתי שזה תיאור של הרגל. שלושת המנהלים שראיינו עוברים בין סגנונות לפי הצד שמולם: קשוחים מול ספק, פורמליים מול הרשות, רכים וסבלניים מול הורים. הבנתי שהשאלה אינה איזה סגנון יש לי, אלא האם אני בוחרת אותו לפי המצב או נגררת אליו מתוך הרגל. מודל העניין הכפול, שלמדנו בקורס, נתן לזה שפה: הבחירה בסגנון תלויה במשקל שאני נותנת לתוצאה שלי ולתוצאה של הצד השני (Rahim, 1983). גם הממצא שהוצג בשיעור, שיש פער בין הסגנון שאנשים מצהירים עליו לבין מה שהם עושים בפועל (Miller, 2014), תיאר אותי בדיוק: אני רואה את עצמי כפשרנית, אבל בלחץ אני הופכת לתחרותית.</w:t>
       </w:r>
     </w:p>
     <w:p>
@@ -135,7 +135,7 @@
           <w:i w:val="0"/>
           <w:noProof/>
         </w:rPr>
-        <w:t xml:space="preserve"> המיומנות שהכי חסרה לי, ושהקורס חשף, היא לעצור ולשאול למה הצד השני רוצה את מה שהוא רוצה. בשיעור למדנו שעמדה היא "מה אני רוצה" ואינטרס הוא "למה אני רוצה את מה שאני רוצה", ושמאחורי עמדות מנוגדות מסתתרים לעיתים קרובות אינטרסים משותפים (הוכמן, 2026). בוויכוחים שלי בעבודה ובבית אני נוטה לענות לעמדה ולא לאינטרס. כך, למשל, כשהתבקשתי בעבודה לקחת על עצמי משמרות נוספות בתקופה עמוסה, עניתי מיד "לא" והתעקשתי על כך. רק אחר כך הבנתי שמה שהמנהלת שלי צריכה היה כיסוי ליומיים ספציפיים, ושיכולנו להגיע להסדר שמתאים לשתינו, אילו שאלתי למה היא מבקשת. בכל ששת המקרים בעבודה, נקודת המפנה הייתה בדיוק הרגע הזה, והוא הגיע לרוב בשיחה לא פורמלית: פגישה אישית עם גזבר, ערב עם מורות אחרי אזעקה, קפה בבית של משפחה.</w:t>
+        <w:t xml:space="preserve"> המיומנות שהכי חסרה לי, ושהקורס חשף, היא לעצור ולשאול למה הצד השני רוצה את מה שהוא רוצה. בשיעור למדנו שעמדה היא "מה אני רוצה" ואינטרס הוא "למה אני רוצה את מה שאני רוצה", ושמאחורי עמדות מנוגדות מסתתרים לעיתים קרובות אינטרסים משותפים (פישר ואחרים, 2013). בוויכוחים שלי בעבודה ובבית אני נוטה לענות לעמדה ולא לאינטרס. כך, למשל, כשהתבקשתי בעבודה לקחת על עצמי משמרות נוספות בתקופה עמוסה, עניתי מיד "לא" והתעקשתי על כך. רק אחר כך הבנתי שמה שהמנהלת שלי צריכה היה כיסוי ליומיים ספציפיים, ושיכולנו להגיע להסדר שמתאים לשתינו, אילו שאלתי למה היא מבקשת. בכל ששת המקרים בעבודה, נקודת המפנה הייתה בדיוק הרגע הזה, והוא הגיע לרוב בשיחה לא פורמלית: פגישה אישית עם גזבר, ערב עם מורות אחרי אזעקה, קפה בבית של משפחה.</w:t>
       </w:r>
     </w:p>
     <w:p>
@@ -173,7 +173,7 @@
           <w:i w:val="0"/>
           <w:noProof/>
         </w:rPr>
-        <w:t xml:space="preserve"> לפני הקורס חשבתי שמי שמרגישה צודקת צריכה להראות את זה. המנהלים שראיינו אמרו שוב ושוב שהכעס שלהם היה מוצדק ולא היה שימושי, ושטבלה אחת של ימים ללא הסעה או מיפוי של תלמידים עשו יותר מכל הטענות. זה שינה את הדרך שבה אני מתכוננת: לפני שיחה חשובה אני שואלת את עצמי איזה קריטריון אובייקטיבי אני יכולה להביא, ומה החלופה שלי אם לא נגיע להסכמה (פישר ואחרים, 2013). מודל שבעת הרכיבים שלמדנו, אינטרסים, חלופות, קריטריונים, אופציות, יחסים, תקשורת ומחויבות (הוכמן, 2026), הפך אצלי לרשימת הכנה של ממש.</w:t>
+        <w:t xml:space="preserve"> לפני הקורס חשבתי שמי שמרגישה צודקת צריכה להראות את זה. המנהלים שראיינו אמרו שוב ושוב שהכעס שלהם היה מוצדק ולא היה שימושי, ושטבלה אחת של ימים ללא הסעה או מיפוי של תלמידים עשו יותר מכל הטענות. זה שינה את הדרך שבה אני מתכוננת: לפני שיחה חשובה אני שואלת את עצמי איזה קריטריון אובייקטיבי אני יכולה להביא, ומה החלופה שלי אם לא נגיע להסכמה (פישר ואחרים, 2013). מודל שבעת הרכיבים שלמדנו, אינטרסים, חלופות, קריטריונים, אופציות, יחסים, תקשורת ומחויבות (פישר ואחרים, 2013), הפך אצלי לרשימת הכנה של ממש.</w:t>
       </w:r>
     </w:p>
     <w:p>
@@ -192,7 +192,7 @@
           <w:i w:val="0"/>
           <w:noProof/>
         </w:rPr>
-        <w:t xml:space="preserve"> אני יוצאת מהקורס עם שלוש משימות אישיות. הראשונה, להשקיע בשלב ההכנה, שהוא לפי גלין השלב הראשון והמכריע במשא ומתן (גלין, 1996, כפי שמצוטט אצל הוכמן, 2026): להגיע עם BATNA כתובה וקו אדום ברור. השנייה, לשאול בהתחלה מי מוסמך לאשר את ההסכם ומי יכול לפוצץ אותו. כשסמיר סיפר שהגזבר פתח מחדש הסכמה שכבר סגר, זיהיתי את טקטיקת "המדרג הניהולי" שלמדנו בשיעור (הוכמן, 2026), ואני רוצה לדעת לזהות אותה בזמן אמת ולא רק בדיעבד. השלישית, והקשה ביותר עבורי, לדחות את התגובה הרגשית לפגישה הראשונה ולהתחיל בשאלה ולא בדרישה.</w:t>
+        <w:t xml:space="preserve"> אני יוצאת מהקורס עם שלוש משימות אישיות. הראשונה, להשקיע בשלב ההכנה, שהוא לפי גלין השלב הראשון והמכריע במשא ומתן (גלין, 1996): להגיע עם BATNA כתובה וקו אדום ברור. השנייה, לשאול בהתחלה מי מוסמך לאשר את ההסכם ומי יכול לפוצץ אותו. כשסמיר סיפר שהגזבר פתח מחדש הסכמה שכבר סגר, זיהיתי את טקטיקת "המדרג הניהולי" שלמדנו בשיעור (Lewicki et al., 1999), ואני רוצה לדעת לזהות אותה בזמן אמת ולא רק בדיעבד. השלישית, והקשה ביותר עבורי, לדחות את התגובה הרגשית לפגישה הראשונה ולהתחיל בשאלה ולא בדרישה.</w:t>
       </w:r>
     </w:p>
     <w:p>
@@ -236,7 +236,24 @@
           <w:i w:val="0"/>
           <w:noProof/>
         </w:rPr>
-        <w:t>הוכמן, ר' (2026). מבוא למו"מ; ניהול מו"מ [מצגות הרצאה]. ניהול משא ומתן, הקריה האקדמית אונו.</w:t>
+        <w:t xml:space="preserve">גלין, א' (1996). </w:t>
+      </w:r>
+      <w:r>
+        <w:rPr>
+          <w:b w:val="0"/>
+          <w:i/>
+          <w:iCs/>
+          <w:noProof/>
+        </w:rPr>
+        <w:t>דינמיקה של משא ומתן: מתיאוריה ליישום</w:t>
+      </w:r>
+      <w:r>
+        <w:rPr>
+          <w:b w:val="0"/>
+          <w:i w:val="0"/>
+          <w:noProof/>
+        </w:rPr>
+        <w:t>. רמות.</w:t>
       </w:r>
     </w:p>
     <w:p>
@@ -268,6 +285,129 @@
           <w:noProof/>
         </w:rPr>
         <w:t>. מטר.</w:t>
+      </w:r>
+    </w:p>
+    <w:p>
+      <w:pPr>
+        <w:bidi w:val="0"/>
+        <w:ind w:hanging="709" w:left="709"/>
+        <w:jc w:val="left"/>
+      </w:pPr>
+      <w:r>
+        <w:rPr>
+          <w:rFonts w:ascii="Times New Roman" w:hAnsi="Times New Roman" w:cs="Times New Roman"/>
+          <w:b w:val="0"/>
+          <w:i w:val="0"/>
+          <w:noProof/>
+          <w:rtl w:val="0"/>
+          <w:lang w:val="en-US" w:bidi="he-IL"/>
+        </w:rPr>
+        <w:t xml:space="preserve">Lewicki, R. J., Saunders, D. M., &amp; Minton, J. W. (1999). </w:t>
+      </w:r>
+      <w:r>
+        <w:rPr>
+          <w:rFonts w:ascii="Times New Roman" w:hAnsi="Times New Roman" w:cs="Times New Roman"/>
+          <w:b w:val="0"/>
+          <w:i/>
+          <w:iCs/>
+          <w:noProof/>
+          <w:rtl w:val="0"/>
+          <w:lang w:val="en-US" w:bidi="he-IL"/>
+        </w:rPr>
+        <w:t>Negotiation</w:t>
+      </w:r>
+      <w:r>
+        <w:rPr>
+          <w:rFonts w:ascii="Times New Roman" w:hAnsi="Times New Roman" w:cs="Times New Roman"/>
+          <w:b w:val="0"/>
+          <w:i w:val="0"/>
+          <w:noProof/>
+          <w:rtl w:val="0"/>
+          <w:lang w:val="en-US" w:bidi="he-IL"/>
+        </w:rPr>
+        <w:t xml:space="preserve"> (3rd ed.). Irwin/McGraw-Hill.</w:t>
+      </w:r>
+    </w:p>
+    <w:p>
+      <w:pPr>
+        <w:bidi w:val="0"/>
+        <w:ind w:hanging="709" w:left="709"/>
+        <w:jc w:val="left"/>
+      </w:pPr>
+      <w:r>
+        <w:rPr>
+          <w:rFonts w:ascii="Times New Roman" w:hAnsi="Times New Roman" w:cs="Times New Roman"/>
+          <w:b w:val="0"/>
+          <w:i w:val="0"/>
+          <w:noProof/>
+          <w:rtl w:val="0"/>
+          <w:lang w:val="en-US" w:bidi="he-IL"/>
+        </w:rPr>
+        <w:t xml:space="preserve">Miller, O. (2014). The negotiation style: A comparative study between the stated and in-practice negotiation style. </w:t>
+      </w:r>
+      <w:r>
+        <w:rPr>
+          <w:rFonts w:ascii="Times New Roman" w:hAnsi="Times New Roman" w:cs="Times New Roman"/>
+          <w:b w:val="0"/>
+          <w:i/>
+          <w:iCs/>
+          <w:noProof/>
+          <w:rtl w:val="0"/>
+          <w:lang w:val="en-US" w:bidi="he-IL"/>
+        </w:rPr>
+        <w:t>Procedia - Social and Behavioral Sciences, 124</w:t>
+      </w:r>
+      <w:r>
+        <w:rPr>
+          <w:rFonts w:ascii="Times New Roman" w:hAnsi="Times New Roman" w:cs="Times New Roman"/>
+          <w:b w:val="0"/>
+          <w:i w:val="0"/>
+          <w:noProof/>
+          <w:rtl w:val="0"/>
+          <w:lang w:val="en-US" w:bidi="he-IL"/>
+        </w:rPr>
+        <w:t>, 200-209.</w:t>
+      </w:r>
+    </w:p>
+    <w:p>
+      <w:pPr>
+        <w:bidi w:val="0"/>
+        <w:ind w:hanging="709" w:left="709"/>
+        <w:jc w:val="left"/>
+      </w:pPr>
+      <w:r>
+        <w:rPr>
+          <w:rFonts w:ascii="Times New Roman" w:hAnsi="Times New Roman" w:cs="Times New Roman"/>
+          <w:b w:val="0"/>
+          <w:i w:val="0"/>
+          <w:noProof/>
+          <w:rtl w:val="0"/>
+          <w:lang w:val="en-US" w:bidi="he-IL"/>
+        </w:rPr>
+        <w:t xml:space="preserve">Rahim, M. A. (1983). A measure of styles of handling interpersonal conflict. </w:t>
+      </w:r>
+      <w:r>
+        <w:rPr>
+          <w:rFonts w:ascii="Times New Roman" w:hAnsi="Times New Roman" w:cs="Times New Roman"/>
+          <w:b w:val="0"/>
+          <w:i/>
+          <w:iCs/>
+          <w:noProof/>
+          <w:rtl w:val="0"/>
+          <w:lang w:val="en-US" w:bidi="he-IL"/>
+        </w:rPr>
+        <w:t>Academy of Management Journal, 26</w:t>
+      </w:r>
+      <w:r>
+        <w:rPr>
+          <w:rFonts w:ascii="Times New Roman" w:hAnsi="Times New Roman" w:cs="Times New Roman"/>
+          <w:b w:val="0"/>
+          <w:i w:val="0"/>
+          <w:noProof/>
+          <w:rtl w:val="0"/>
+          <w:lang w:val="en-US" w:bidi="he-IL"/>
+        </w:rPr>
+        <w:t>(2), 368-376.</w:t>
       </w:r>
     </w:p>
     <w:sectPr>
